--- a/public/document/template_laporan lembur.docx
+++ b/public/document/template_laporan lembur.docx
@@ -329,7 +329,21 @@
           <w:rFonts w:ascii="Arial" w:hAnsi="Arial" w:cs="Arial"/>
           <w:lang w:val="sv-SE"/>
         </w:rPr>
-        <w:t>Kegiatan lembur pada bulan ${bulan} ${</w:t>
+        <w:t xml:space="preserve">Kegiatan lembur </w:t>
+      </w:r>
+      <w:r>
+        <w:rPr>
+          <w:rFonts w:ascii="Arial" w:hAnsi="Arial" w:cs="Arial"/>
+          <w:lang w:val="sv-SE"/>
+        </w:rPr>
+        <w:t xml:space="preserve">yang diajukan </w:t>
+      </w:r>
+      <w:r>
+        <w:rPr>
+          <w:rFonts w:ascii="Arial" w:hAnsi="Arial" w:cs="Arial"/>
+          <w:lang w:val="sv-SE"/>
+        </w:rPr>
+        <w:t>pada bulan ${bulan} ${</w:t>
       </w:r>
       <w:r>
         <w:rPr>
@@ -480,7 +494,21 @@
           <w:rFonts w:ascii="Arial" w:hAnsi="Arial" w:cs="Arial"/>
           <w:lang w:val="sv-SE"/>
         </w:rPr>
-        <w:t xml:space="preserve">laporan pelaksanaan lembur dari ${nama_tim} </w:t>
+        <w:t xml:space="preserve">laporan pelaksanaan lembur </w:t>
+      </w:r>
+      <w:r>
+        <w:rPr>
+          <w:rFonts w:ascii="Arial" w:hAnsi="Arial" w:cs="Arial"/>
+          <w:lang w:val="sv-SE"/>
+        </w:rPr>
+        <w:t xml:space="preserve">yang diajukan </w:t>
+      </w:r>
+      <w:r>
+        <w:rPr>
+          <w:rFonts w:ascii="Arial" w:hAnsi="Arial" w:cs="Arial"/>
+          <w:lang w:val="sv-SE"/>
+        </w:rPr>
+        <w:t xml:space="preserve">${nama_tim} </w:t>
       </w:r>
       <w:r>
         <w:rPr>
